--- a/QAI2026_Program.docx
+++ b/QAI2026_Program.docx
@@ -154,31 +154,31 @@
               <w:jc w:val="left"/>
             </w:pPr>
             <w:r>
-              <w:t xml:space="preserve">3:00 PM</w:t>
-            </w:r>
-          </w:p>
-        </w:tc>
-        <w:tc>
-          <w:tcPr/>
-          <w:p>
-            <w:pPr>
-              <w:pStyle w:val="Compact"/>
-              <w:jc w:val="left"/>
-            </w:pPr>
-            <w:r>
-              <w:t xml:space="preserve">5:00 PM</w:t>
-            </w:r>
-          </w:p>
-        </w:tc>
-        <w:tc>
-          <w:tcPr/>
-          <w:p>
-            <w:pPr>
-              <w:pStyle w:val="Compact"/>
-              <w:jc w:val="left"/>
-            </w:pPr>
-            <w:r>
-              <w:t xml:space="preserve">Registration</w:t>
+              <w:t>4:00 PM</w:t>
+            </w:r>
+          </w:p>
+        </w:tc>
+        <w:tc>
+          <w:tcPr/>
+          <w:p>
+            <w:pPr>
+              <w:pStyle w:val="Compact"/>
+              <w:jc w:val="left"/>
+            </w:pPr>
+            <w:r>
+              <w:t>5:00 PM</w:t>
+            </w:r>
+          </w:p>
+        </w:tc>
+        <w:tc>
+          <w:tcPr/>
+          <w:p>
+            <w:pPr>
+              <w:pStyle w:val="Compact"/>
+              <w:jc w:val="left"/>
+            </w:pPr>
+            <w:r>
+              <w:t>Registration (Hine Hall)</w:t>
             </w:r>
           </w:p>
         </w:tc>
@@ -200,31 +200,31 @@
               <w:jc w:val="left"/>
             </w:pPr>
             <w:r>
-              <w:t xml:space="preserve">5:00 PM</w:t>
-            </w:r>
-          </w:p>
-        </w:tc>
-        <w:tc>
-          <w:tcPr/>
-          <w:p>
-            <w:pPr>
-              <w:pStyle w:val="Compact"/>
-              <w:jc w:val="left"/>
-            </w:pPr>
-            <w:r>
-              <w:t xml:space="preserve">9:00 PM</w:t>
-            </w:r>
-          </w:p>
-        </w:tc>
-        <w:tc>
-          <w:tcPr/>
-          <w:p>
-            <w:pPr>
-              <w:pStyle w:val="Compact"/>
-              <w:jc w:val="left"/>
-            </w:pPr>
-            <w:r>
-              <w:t xml:space="preserve">Reception – Snacks and Drinks</w:t>
+              <w:t>5:00 PM</w:t>
+            </w:r>
+          </w:p>
+        </w:tc>
+        <w:tc>
+          <w:tcPr/>
+          <w:p>
+            <w:pPr>
+              <w:pStyle w:val="Compact"/>
+              <w:jc w:val="left"/>
+            </w:pPr>
+            <w:r>
+              <w:t>7:30 PM</w:t>
+            </w:r>
+          </w:p>
+        </w:tc>
+        <w:tc>
+          <w:tcPr/>
+          <w:p>
+            <w:pPr>
+              <w:pStyle w:val="Compact"/>
+              <w:jc w:val="left"/>
+            </w:pPr>
+            <w:r>
+              <w:t>Reception – Snacks and Drinks (Hine Hall, Tower Ballroom)</w:t>
             </w:r>
           </w:p>
         </w:tc>
@@ -323,19 +323,19 @@
               <w:jc w:val="left"/>
             </w:pPr>
             <w:r>
-              <w:t xml:space="preserve">7:45 AM</w:t>
-            </w:r>
-          </w:p>
-        </w:tc>
-        <w:tc>
-          <w:tcPr/>
-          <w:p>
-            <w:pPr>
-              <w:pStyle w:val="Compact"/>
-              <w:jc w:val="left"/>
-            </w:pPr>
-            <w:r>
-              <w:t xml:space="preserve">8:45 AM</w:t>
+              <w:t>7:45 AM</w:t>
+            </w:r>
+          </w:p>
+        </w:tc>
+        <w:tc>
+          <w:tcPr/>
+          <w:p>
+            <w:pPr>
+              <w:pStyle w:val="Compact"/>
+              <w:jc w:val="left"/>
+            </w:pPr>
+            <w:r>
+              <w:t>8:30 AM</w:t>
             </w:r>
           </w:p>
         </w:tc>
@@ -369,19 +369,19 @@
               <w:jc w:val="left"/>
             </w:pPr>
             <w:r>
-              <w:t xml:space="preserve">8:30 AM</w:t>
-            </w:r>
-          </w:p>
-        </w:tc>
-        <w:tc>
-          <w:tcPr/>
-          <w:p>
-            <w:pPr>
-              <w:pStyle w:val="Compact"/>
-              <w:jc w:val="left"/>
-            </w:pPr>
-            <w:r>
-              <w:t xml:space="preserve">8:45 AM</w:t>
+              <w:t>8:30 AM</w:t>
+            </w:r>
+          </w:p>
+        </w:tc>
+        <w:tc>
+          <w:tcPr/>
+          <w:p>
+            <w:pPr>
+              <w:pStyle w:val="Compact"/>
+              <w:jc w:val="left"/>
+            </w:pPr>
+            <w:r>
+              <w:t>9:00 AM</w:t>
             </w:r>
           </w:p>
         </w:tc>
@@ -405,7 +405,7 @@
               <w:jc w:val="left"/>
             </w:pPr>
             <w:r>
-              <w:t xml:space="preserve">Organizers</w:t>
+              <w:t>Organizers; Senator Greg Goode; Caroline Chick Jarrold (IU, College of Arts and Sciences)</w:t>
             </w:r>
           </w:p>
         </w:tc>
@@ -419,19 +419,19 @@
               <w:jc w:val="left"/>
             </w:pPr>
             <w:r>
-              <w:t xml:space="preserve">8:45 AM</w:t>
-            </w:r>
-          </w:p>
-        </w:tc>
-        <w:tc>
-          <w:tcPr/>
-          <w:p>
-            <w:pPr>
-              <w:pStyle w:val="Compact"/>
-              <w:jc w:val="left"/>
-            </w:pPr>
-            <w:r>
-              <w:t xml:space="preserve">9:30 AM</w:t>
+              <w:t>9:00 AM</w:t>
+            </w:r>
+          </w:p>
+        </w:tc>
+        <w:tc>
+          <w:tcPr/>
+          <w:p>
+            <w:pPr>
+              <w:pStyle w:val="Compact"/>
+              <w:jc w:val="left"/>
+            </w:pPr>
+            <w:r>
+              <w:t>9:45 AM</w:t>
             </w:r>
           </w:p>
         </w:tc>
@@ -479,19 +479,19 @@
               <w:jc w:val="left"/>
             </w:pPr>
             <w:r>
-              <w:t xml:space="preserve">9:45 AM</w:t>
-            </w:r>
-          </w:p>
-        </w:tc>
-        <w:tc>
-          <w:tcPr/>
-          <w:p>
-            <w:pPr>
-              <w:pStyle w:val="Compact"/>
-              <w:jc w:val="left"/>
-            </w:pPr>
-            <w:r>
-              <w:t xml:space="preserve">10:15 AM</w:t>
+              <w:t>10:00 AM</w:t>
+            </w:r>
+          </w:p>
+        </w:tc>
+        <w:tc>
+          <w:tcPr/>
+          <w:p>
+            <w:pPr>
+              <w:pStyle w:val="Compact"/>
+              <w:jc w:val="left"/>
+            </w:pPr>
+            <w:r>
+              <w:t>10:30 AM</w:t>
             </w:r>
           </w:p>
         </w:tc>
@@ -529,43 +529,43 @@
               <w:jc w:val="left"/>
             </w:pPr>
             <w:r>
-              <w:t xml:space="preserve">10:15 AM</w:t>
-            </w:r>
-          </w:p>
-        </w:tc>
-        <w:tc>
-          <w:tcPr/>
-          <w:p>
-            <w:pPr>
-              <w:pStyle w:val="Compact"/>
-              <w:jc w:val="left"/>
-            </w:pPr>
-            <w:r>
-              <w:t xml:space="preserve">10:45 AM</w:t>
-            </w:r>
-          </w:p>
-        </w:tc>
-        <w:tc>
-          <w:tcPr/>
-          <w:p>
-            <w:pPr>
-              <w:pStyle w:val="Compact"/>
-              <w:jc w:val="left"/>
-            </w:pPr>
-            <w:r>
-              <w:t xml:space="preserve">Quantum Circular Convolutional Neural Networks (QCirCNN): A parameter and energy efficient model for computer vision</w:t>
-            </w:r>
-          </w:p>
-        </w:tc>
-        <w:tc>
-          <w:tcPr/>
-          <w:p>
-            <w:pPr>
-              <w:pStyle w:val="Compact"/>
-              <w:jc w:val="left"/>
-            </w:pPr>
-            <w:r>
-              <w:t xml:space="preserve">Daphne Wang, Anthony Walsh, Hugo Fruchet, Ariane Soret, Pierre-Emmanuel Emeriau, and Shane Mansfield</w:t>
+              <w:t>10:30 AM</w:t>
+            </w:r>
+          </w:p>
+        </w:tc>
+        <w:tc>
+          <w:tcPr/>
+          <w:p>
+            <w:pPr>
+              <w:pStyle w:val="Compact"/>
+              <w:jc w:val="left"/>
+            </w:pPr>
+            <w:r>
+              <w:t>11:00 AM</w:t>
+            </w:r>
+          </w:p>
+        </w:tc>
+        <w:tc>
+          <w:tcPr/>
+          <w:p>
+            <w:pPr>
+              <w:pStyle w:val="Compact"/>
+              <w:jc w:val="left"/>
+            </w:pPr>
+            <w:r>
+              <w:t xml:space="preserve">Solving Systems of Linear Equations Using Sample-Based Quantum Diagonalization</w:t>
+            </w:r>
+          </w:p>
+        </w:tc>
+        <w:tc>
+          <w:tcPr/>
+          <w:p>
+            <w:pPr>
+              <w:pStyle w:val="Compact"/>
+              <w:jc w:val="left"/>
+            </w:pPr>
+            <w:r>
+              <w:t xml:space="preserve">Taha Selim</w:t>
             </w:r>
           </w:p>
         </w:tc>
@@ -579,69 +579,19 @@
               <w:jc w:val="left"/>
             </w:pPr>
             <w:r>
-              <w:t xml:space="preserve">10:45 AM</w:t>
-            </w:r>
-          </w:p>
-        </w:tc>
-        <w:tc>
-          <w:tcPr/>
-          <w:p>
-            <w:pPr>
-              <w:pStyle w:val="Compact"/>
-              <w:jc w:val="left"/>
-            </w:pPr>
-            <w:r>
-              <w:t xml:space="preserve">11:15 AM</w:t>
-            </w:r>
-          </w:p>
-        </w:tc>
-        <w:tc>
-          <w:tcPr/>
-          <w:p>
-            <w:pPr>
-              <w:pStyle w:val="Compact"/>
-              <w:jc w:val="left"/>
-            </w:pPr>
-            <w:r>
-              <w:t xml:space="preserve">Solving Systems of Linear Equations Using Sample-Based Quantum Diagonalization</w:t>
-            </w:r>
-          </w:p>
-        </w:tc>
-        <w:tc>
-          <w:tcPr/>
-          <w:p>
-            <w:pPr>
-              <w:pStyle w:val="Compact"/>
-              <w:jc w:val="left"/>
-            </w:pPr>
-            <w:r>
-              <w:t xml:space="preserve">Taha Selim</w:t>
-            </w:r>
-          </w:p>
-        </w:tc>
-      </w:tr>
-      <w:tr>
-        <w:tc>
-          <w:tcPr/>
-          <w:p>
-            <w:pPr>
-              <w:pStyle w:val="Compact"/>
-              <w:jc w:val="left"/>
-            </w:pPr>
-            <w:r>
-              <w:t xml:space="preserve">11:15 AM</w:t>
-            </w:r>
-          </w:p>
-        </w:tc>
-        <w:tc>
-          <w:tcPr/>
-          <w:p>
-            <w:pPr>
-              <w:pStyle w:val="Compact"/>
-              <w:jc w:val="left"/>
-            </w:pPr>
-            <w:r>
-              <w:t xml:space="preserve">12:00 PM</w:t>
+              <w:t>11:00 AM</w:t>
+            </w:r>
+          </w:p>
+        </w:tc>
+        <w:tc>
+          <w:tcPr/>
+          <w:p>
+            <w:pPr>
+              <w:pStyle w:val="Compact"/>
+              <w:jc w:val="left"/>
+            </w:pPr>
+            <w:r>
+              <w:t>11:45 AM</w:t>
             </w:r>
           </w:p>
         </w:tc>
@@ -689,19 +639,19 @@
               <w:jc w:val="left"/>
             </w:pPr>
             <w:r>
-              <w:t xml:space="preserve">12:00 PM</w:t>
-            </w:r>
-          </w:p>
-        </w:tc>
-        <w:tc>
-          <w:tcPr/>
-          <w:p>
-            <w:pPr>
-              <w:pStyle w:val="Compact"/>
-              <w:jc w:val="left"/>
-            </w:pPr>
-            <w:r>
-              <w:t xml:space="preserve">1:15 PM</w:t>
+              <w:t>12:00 PM</w:t>
+            </w:r>
+          </w:p>
+        </w:tc>
+        <w:tc>
+          <w:tcPr/>
+          <w:p>
+            <w:pPr>
+              <w:pStyle w:val="Compact"/>
+              <w:jc w:val="left"/>
+            </w:pPr>
+            <w:r>
+              <w:t>1:30 PM</w:t>
             </w:r>
           </w:p>
         </w:tc>
@@ -735,19 +685,19 @@
               <w:jc w:val="left"/>
             </w:pPr>
             <w:r>
-              <w:t xml:space="preserve">1:15 PM</w:t>
-            </w:r>
-          </w:p>
-        </w:tc>
-        <w:tc>
-          <w:tcPr/>
-          <w:p>
-            <w:pPr>
-              <w:pStyle w:val="Compact"/>
-              <w:jc w:val="left"/>
-            </w:pPr>
-            <w:r>
-              <w:t xml:space="preserve">1:45 PM</w:t>
+              <w:t>1:30 PM</w:t>
+            </w:r>
+          </w:p>
+        </w:tc>
+        <w:tc>
+          <w:tcPr/>
+          <w:p>
+            <w:pPr>
+              <w:pStyle w:val="Compact"/>
+              <w:jc w:val="left"/>
+            </w:pPr>
+            <w:r>
+              <w:t>2:00 PM</w:t>
             </w:r>
           </w:p>
         </w:tc>
@@ -785,19 +735,19 @@
               <w:jc w:val="left"/>
             </w:pPr>
             <w:r>
-              <w:t xml:space="preserve">1:45 PM</w:t>
-            </w:r>
-          </w:p>
-        </w:tc>
-        <w:tc>
-          <w:tcPr/>
-          <w:p>
-            <w:pPr>
-              <w:pStyle w:val="Compact"/>
-              <w:jc w:val="left"/>
-            </w:pPr>
-            <w:r>
-              <w:t xml:space="preserve">2:15 PM</w:t>
+              <w:t>2:00 PM</w:t>
+            </w:r>
+          </w:p>
+        </w:tc>
+        <w:tc>
+          <w:tcPr/>
+          <w:p>
+            <w:pPr>
+              <w:pStyle w:val="Compact"/>
+              <w:jc w:val="left"/>
+            </w:pPr>
+            <w:r>
+              <w:t>2:30 PM</w:t>
             </w:r>
           </w:p>
         </w:tc>
@@ -835,19 +785,19 @@
               <w:jc w:val="left"/>
             </w:pPr>
             <w:r>
-              <w:t xml:space="preserve">2:15 PM</w:t>
-            </w:r>
-          </w:p>
-        </w:tc>
-        <w:tc>
-          <w:tcPr/>
-          <w:p>
-            <w:pPr>
-              <w:pStyle w:val="Compact"/>
-              <w:jc w:val="left"/>
-            </w:pPr>
-            <w:r>
-              <w:t xml:space="preserve">2:45 PM</w:t>
+              <w:t>2:30 PM</w:t>
+            </w:r>
+          </w:p>
+        </w:tc>
+        <w:tc>
+          <w:tcPr/>
+          <w:p>
+            <w:pPr>
+              <w:pStyle w:val="Compact"/>
+              <w:jc w:val="left"/>
+            </w:pPr>
+            <w:r>
+              <w:t>3:00 PM</w:t>
             </w:r>
           </w:p>
         </w:tc>
@@ -885,19 +835,19 @@
               <w:jc w:val="left"/>
             </w:pPr>
             <w:r>
-              <w:t xml:space="preserve">2:45 PM</w:t>
-            </w:r>
-          </w:p>
-        </w:tc>
-        <w:tc>
-          <w:tcPr/>
-          <w:p>
-            <w:pPr>
-              <w:pStyle w:val="Compact"/>
-              <w:jc w:val="left"/>
-            </w:pPr>
-            <w:r>
-              <w:t xml:space="preserve">3:30 PM</w:t>
+              <w:t>3:00 PM</w:t>
+            </w:r>
+          </w:p>
+        </w:tc>
+        <w:tc>
+          <w:tcPr/>
+          <w:p>
+            <w:pPr>
+              <w:pStyle w:val="Compact"/>
+              <w:jc w:val="left"/>
+            </w:pPr>
+            <w:r>
+              <w:t>4:00 PM</w:t>
             </w:r>
           </w:p>
         </w:tc>
@@ -931,19 +881,19 @@
               <w:jc w:val="left"/>
             </w:pPr>
             <w:r>
-              <w:t xml:space="preserve">3:30 PM</w:t>
-            </w:r>
-          </w:p>
-        </w:tc>
-        <w:tc>
-          <w:tcPr/>
-          <w:p>
-            <w:pPr>
-              <w:pStyle w:val="Compact"/>
-              <w:jc w:val="left"/>
-            </w:pPr>
-            <w:r>
-              <w:t xml:space="preserve">4:00 PM</w:t>
+              <w:t>4:00 PM</w:t>
+            </w:r>
+          </w:p>
+        </w:tc>
+        <w:tc>
+          <w:tcPr/>
+          <w:p>
+            <w:pPr>
+              <w:pStyle w:val="Compact"/>
+              <w:jc w:val="left"/>
+            </w:pPr>
+            <w:r>
+              <w:t>4:30 PM</w:t>
             </w:r>
           </w:p>
         </w:tc>
@@ -981,43 +931,43 @@
               <w:jc w:val="left"/>
             </w:pPr>
             <w:r>
-              <w:t xml:space="preserve">4:00 PM</w:t>
-            </w:r>
-          </w:p>
-        </w:tc>
-        <w:tc>
-          <w:tcPr/>
-          <w:p>
-            <w:pPr>
-              <w:pStyle w:val="Compact"/>
-              <w:jc w:val="left"/>
-            </w:pPr>
-            <w:r>
-              <w:t xml:space="preserve">4:30 PM</w:t>
-            </w:r>
-          </w:p>
-        </w:tc>
-        <w:tc>
-          <w:tcPr/>
-          <w:p>
-            <w:pPr>
-              <w:pStyle w:val="Compact"/>
-              <w:jc w:val="left"/>
-            </w:pPr>
-            <w:r>
-              <w:t xml:space="preserve">Polarity Cones: Natural Logic Meets Quantum Linguistics</w:t>
-            </w:r>
-          </w:p>
-        </w:tc>
-        <w:tc>
-          <w:tcPr/>
-          <w:p>
-            <w:pPr>
-              <w:pStyle w:val="Compact"/>
-              <w:jc w:val="left"/>
-            </w:pPr>
-            <w:r>
-              <w:t xml:space="preserve">Peter Ludlow</w:t>
+              <w:t>4:30 PM</w:t>
+            </w:r>
+          </w:p>
+        </w:tc>
+        <w:tc>
+          <w:tcPr/>
+          <w:p>
+            <w:pPr>
+              <w:pStyle w:val="Compact"/>
+              <w:jc w:val="left"/>
+            </w:pPr>
+            <w:r>
+              <w:t>5:00 PM</w:t>
+            </w:r>
+          </w:p>
+        </w:tc>
+        <w:tc>
+          <w:tcPr/>
+          <w:p>
+            <w:pPr>
+              <w:pStyle w:val="Compact"/>
+              <w:jc w:val="left"/>
+            </w:pPr>
+            <w:r>
+              <w:t xml:space="preserve">Lean-Typed DisCoCat Reduction Certificates with Externally-Attributed Semantics</w:t>
+            </w:r>
+          </w:p>
+        </w:tc>
+        <w:tc>
+          <w:tcPr/>
+          <w:p>
+            <w:pPr>
+              <w:pStyle w:val="Compact"/>
+              <w:jc w:val="left"/>
+            </w:pPr>
+            <w:r>
+              <w:t xml:space="preserve">Rob Sneiderman</w:t>
             </w:r>
           </w:p>
         </w:tc>
@@ -1031,81 +981,31 @@
               <w:jc w:val="left"/>
             </w:pPr>
             <w:r>
-              <w:t xml:space="preserve">4:30 PM</w:t>
-            </w:r>
-          </w:p>
-        </w:tc>
-        <w:tc>
-          <w:tcPr/>
-          <w:p>
-            <w:pPr>
-              <w:pStyle w:val="Compact"/>
-              <w:jc w:val="left"/>
-            </w:pPr>
-            <w:r>
-              <w:t xml:space="preserve">5:00 PM</w:t>
-            </w:r>
-          </w:p>
-        </w:tc>
-        <w:tc>
-          <w:tcPr/>
-          <w:p>
-            <w:pPr>
-              <w:pStyle w:val="Compact"/>
-              <w:jc w:val="left"/>
-            </w:pPr>
-            <w:r>
-              <w:t xml:space="preserve">Lean-Typed DisCoCat Reduction Certificates with Externally-Attributed Semantics</w:t>
-            </w:r>
-          </w:p>
-        </w:tc>
-        <w:tc>
-          <w:tcPr/>
-          <w:p>
-            <w:pPr>
-              <w:pStyle w:val="Compact"/>
-              <w:jc w:val="left"/>
-            </w:pPr>
-            <w:r>
-              <w:t xml:space="preserve">Rob Sneiderman</w:t>
-            </w:r>
-          </w:p>
-        </w:tc>
-      </w:tr>
-      <w:tr>
-        <w:tc>
-          <w:tcPr/>
-          <w:p>
-            <w:pPr>
-              <w:pStyle w:val="Compact"/>
-              <w:jc w:val="left"/>
-            </w:pPr>
-            <w:r>
-              <w:t xml:space="preserve">5:00 PM</w:t>
-            </w:r>
-          </w:p>
-        </w:tc>
-        <w:tc>
-          <w:tcPr/>
-          <w:p>
-            <w:pPr>
-              <w:pStyle w:val="Compact"/>
-              <w:jc w:val="left"/>
-            </w:pPr>
-            <w:r>
-              <w:t xml:space="preserve">5:45 PM</w:t>
-            </w:r>
-          </w:p>
-        </w:tc>
-        <w:tc>
-          <w:tcPr/>
-          <w:p>
-            <w:pPr>
-              <w:pStyle w:val="Compact"/>
-              <w:jc w:val="left"/>
-            </w:pPr>
-            <w:r>
-              <w:t xml:space="preserve">TBA</w:t>
+              <w:t>5:00 PM</w:t>
+            </w:r>
+          </w:p>
+        </w:tc>
+        <w:tc>
+          <w:tcPr/>
+          <w:p>
+            <w:pPr>
+              <w:pStyle w:val="Compact"/>
+              <w:jc w:val="left"/>
+            </w:pPr>
+            <w:r>
+              <w:t>5:45 PM</w:t>
+            </w:r>
+          </w:p>
+        </w:tc>
+        <w:tc>
+          <w:tcPr/>
+          <w:p>
+            <w:pPr>
+              <w:pStyle w:val="Compact"/>
+              <w:jc w:val="left"/>
+            </w:pPr>
+            <w:r>
+              <w:t>From Relational Intelligence to Quantum Entertainment</w:t>
             </w:r>
             <w:r>
               <w:t xml:space="preserve"> </w:t>
@@ -1141,31 +1041,31 @@
               <w:jc w:val="left"/>
             </w:pPr>
             <w:r>
-              <w:t xml:space="preserve">6:30 PM</w:t>
-            </w:r>
-          </w:p>
-        </w:tc>
-        <w:tc>
-          <w:tcPr/>
-          <w:p>
-            <w:pPr>
-              <w:pStyle w:val="Compact"/>
-              <w:jc w:val="left"/>
-            </w:pPr>
-            <w:r>
-              <w:t xml:space="preserve">10:00 PM</w:t>
-            </w:r>
-          </w:p>
-        </w:tc>
-        <w:tc>
-          <w:tcPr/>
-          <w:p>
-            <w:pPr>
-              <w:pStyle w:val="Compact"/>
-              <w:jc w:val="left"/>
-            </w:pPr>
-            <w:r>
-              <w:t xml:space="preserve">Banquet</w:t>
+              <w:t>6:30 PM</w:t>
+            </w:r>
+          </w:p>
+        </w:tc>
+        <w:tc>
+          <w:tcPr/>
+          <w:p>
+            <w:pPr>
+              <w:pStyle w:val="Compact"/>
+              <w:jc w:val="left"/>
+            </w:pPr>
+            <w:r>
+              <w:t>9:00 PM</w:t>
+            </w:r>
+          </w:p>
+        </w:tc>
+        <w:tc>
+          <w:tcPr/>
+          <w:p>
+            <w:pPr>
+              <w:pStyle w:val="Compact"/>
+              <w:jc w:val="left"/>
+            </w:pPr>
+            <w:r>
+              <w:t>Banquet (Madam Walker Theatre)</w:t>
             </w:r>
           </w:p>
         </w:tc>
@@ -2071,7 +1971,7 @@
         <w:pStyle w:val="BodyText"/>
       </w:pPr>
       <w:r>
-        <w:t xml:space="preserve">All sessions take place at the Campus Center, IU Indianapolis. Saturday’s banquet is at 6:30 PM; Sunday concludes with individual and small group dinners in Indianapolis.</w:t>
+        <w:t>Friday’s registration and reception take place at Hine Hall (Tower Ballroom), IU Indianapolis; all Saturday and Sunday sessions take place at the Campus Center, IU Indianapolis. Saturday’s banquet is at 6:30 PM at the Madam Walker Theatre; Sunday concludes with individual and small group dinners in Indianapolis.</w:t>
       </w:r>
     </w:p>
     <w:bookmarkEnd w:id="12"/>
@@ -2124,7 +2024,7 @@
           <w:i/>
           <w:iCs/>
         </w:rPr>
-        <w:t xml:space="preserve">Invited talk · Saturday, 15 August 2026, 8:45 AM–9:30 AM</w:t>
+        <w:t>Invited talk · Saturday, 15 August 2026, 9:00 AM–9:45 AM</w:t>
       </w:r>
     </w:p>
     <w:p>
@@ -2166,7 +2066,7 @@
           <w:i/>
           <w:iCs/>
         </w:rPr>
-        <w:t xml:space="preserve">Contributed talk · Saturday, 15 August 2026, 9:45 AM–10:15 AM</w:t>
+        <w:t>Contributed talk · Saturday, 15 August 2026, 10:00 AM–10:30 AM</w:t>
       </w:r>
     </w:p>
     <w:p>
@@ -2208,7 +2108,7 @@
           <w:i/>
           <w:iCs/>
         </w:rPr>
-        <w:t xml:space="preserve">Contributed talk · Saturday, 15 August 2026, 10:15 AM–10:45 AM</w:t>
+        <w:t>Contributed talk · Saturday, 15 August 2026, time to be announced</w:t>
       </w:r>
     </w:p>
     <w:p>
@@ -2250,7 +2150,7 @@
           <w:i/>
           <w:iCs/>
         </w:rPr>
-        <w:t xml:space="preserve">Contributed talk · Saturday, 15 August 2026, 10:45 AM–11:15 AM</w:t>
+        <w:t>Contributed talk · Saturday, 15 August 2026, 10:30 AM–11:00 AM</w:t>
       </w:r>
     </w:p>
     <w:p>
@@ -2300,7 +2200,7 @@
           <w:i/>
           <w:iCs/>
         </w:rPr>
-        <w:t xml:space="preserve">Invited talk · Saturday, 15 August 2026, 11:15 AM–12:00 PM</w:t>
+        <w:t>Invited talk · Saturday, 15 August 2026, 11:00 AM–11:45 AM</w:t>
       </w:r>
     </w:p>
     <w:p>
@@ -2342,7 +2242,7 @@
           <w:i/>
           <w:iCs/>
         </w:rPr>
-        <w:t xml:space="preserve">Contributed talk · Saturday, 15 August 2026, 1:15 PM–1:45 PM</w:t>
+        <w:t>Contributed talk · Saturday, 15 August 2026, 1:30 PM–2:00 PM</w:t>
       </w:r>
     </w:p>
     <w:p>
@@ -2392,7 +2292,7 @@
           <w:i/>
           <w:iCs/>
         </w:rPr>
-        <w:t xml:space="preserve">Contributed talk · Saturday, 15 August 2026, 1:45 PM–2:15 PM</w:t>
+        <w:t>Contributed talk · Saturday, 15 August 2026, 2:00 PM–2:30 PM</w:t>
       </w:r>
     </w:p>
     <w:p>
@@ -2434,7 +2334,7 @@
           <w:i/>
           <w:iCs/>
         </w:rPr>
-        <w:t xml:space="preserve">Contributed talk · Saturday, 15 August 2026, 2:15 PM–2:45 PM</w:t>
+        <w:t>Contributed talk · Saturday, 15 August 2026, 2:30 PM–3:00 PM</w:t>
       </w:r>
     </w:p>
     <w:p>
@@ -2476,7 +2376,7 @@
           <w:i/>
           <w:iCs/>
         </w:rPr>
-        <w:t xml:space="preserve">Contributed talk · Saturday, 15 August 2026, 3:30 PM–4:00 PM</w:t>
+        <w:t>Contributed talk · Saturday, 15 August 2026, 4:00 PM–4:30 PM</w:t>
       </w:r>
     </w:p>
     <w:p>
@@ -2518,7 +2418,7 @@
           <w:i/>
           <w:iCs/>
         </w:rPr>
-        <w:t xml:space="preserve">Contributed talk · Saturday, 15 August 2026, 4:00 PM–4:30 PM</w:t>
+        <w:t>Contributed talk · Saturday, 15 August 2026, time to be announced</w:t>
       </w:r>
     </w:p>
     <w:p>
@@ -2586,7 +2486,7 @@
         <w:pStyle w:val="Heading3"/>
       </w:pPr>
       <w:r>
-        <w:t xml:space="preserve">12. TBA</w:t>
+        <w:t>12. From Relational Intelligence to Quantum Entertainment</w:t>
       </w:r>
     </w:p>
     <w:p>
@@ -3110,7 +3010,7 @@
         <w:pStyle w:val="FirstParagraph"/>
       </w:pPr>
       <w:r>
-        <w:t xml:space="preserve">Posters are presented during the poster sessions on Saturday, 15 August (12:00–1:15 PM and 2:45–3:30 PM) and Sunday, 16 August (12:00–1:15 PM).</w:t>
+        <w:t>Posters are presented during the poster sessions on Saturday, 15 August (12:00–1:30 PM and 3:00–4:00 PM) and Sunday, 16 August (12:00–1:15 PM).</w:t>
       </w:r>
     </w:p>
     <w:bookmarkStart w:id="40" w:name="poster-overview"/>
